--- a/Daily Reports/10_07_2026-CBOT Reports.docx
+++ b/Daily Reports/10_07_2026-CBOT Reports.docx
@@ -104,7 +104,7 @@
           <w:color w:val="5C768D"/>
           <w:sz w:val="19"/>
         </w:rPr>
-        <w:t>Cập nhật tự động qua `macro_tracker.py` vào lúc 07:16 ICT ngày 10/07/2026</w:t>
+        <w:t>Cập nhật tự động qua `macro_tracker.py` vào lúc 10:16 ICT ngày 10/07/2026</w:t>
       </w:r>
     </w:p>
     <w:tbl>
@@ -1256,7 +1256,7 @@
         <w:rPr>
           <w:b/>
         </w:rPr>
-        <w:t>`617.75` (+3.25%)</w:t>
+        <w:t>`619.75` (+3.25%)</w:t>
       </w:r>
       <w:r>
         <w:t>.</w:t>
@@ -1326,7 +1326,7 @@
           <w:color w:val="5C768D"/>
           <w:sz w:val="19"/>
         </w:rPr>
-        <w:t>Cập nhật tự động lúc 07:16 ICT ngày 10/07/2026 — Nguồn: NOAA, USDA, BOM Australia</w:t>
+        <w:t>Cập nhật tự động lúc 10:16 ICT ngày 10/07/2026 — Nguồn: NOAA, USDA, BOM Australia</w:t>
       </w:r>
     </w:p>
     <w:p>
@@ -3594,7 +3594,7 @@
               <w:rPr>
                 <w:b/>
               </w:rPr>
-              <w:t>429.50</w:t>
+              <w:t>431.75</w:t>
             </w:r>
           </w:p>
         </w:tc>
@@ -3625,7 +3625,7 @@
               <w:rPr>
                 <w:b/>
               </w:rPr>
-              <w:t>430.41 (+0.91)</w:t>
+              <w:t>432.41 (+0.66)</w:t>
             </w:r>
           </w:p>
         </w:tc>
@@ -3653,7 +3653,7 @@
             </w:pPr>
             <w:r/>
             <w:r>
-              <w:t>Bearish (432.25 &lt; 433.77)</w:t>
+              <w:t>Bearish (432.14 &lt; 433.55)</w:t>
             </w:r>
           </w:p>
         </w:tc>
@@ -3681,7 +3681,7 @@
             </w:pPr>
             <w:r/>
             <w:r>
-              <w:t>1.00 cents</w:t>
+              <w:t>0.25 cents</w:t>
             </w:r>
           </w:p>
         </w:tc>
@@ -3842,7 +3842,7 @@
               <w:rPr>
                 <w:b/>
               </w:rPr>
-              <w:t>617.75</w:t>
+              <w:t>619.75</w:t>
             </w:r>
           </w:p>
         </w:tc>
@@ -3873,7 +3873,7 @@
               <w:rPr>
                 <w:b/>
               </w:rPr>
-              <w:t>619.99 (+2.24)</w:t>
+              <w:t>621.79 (+2.04)</w:t>
             </w:r>
           </w:p>
         </w:tc>
@@ -3901,7 +3901,7 @@
             </w:pPr>
             <w:r/>
             <w:r>
-              <w:t>Bullish (613.07 &gt; 611.92)</w:t>
+              <w:t>Bullish (614.71 &gt; 612.79)</w:t>
             </w:r>
           </w:p>
         </w:tc>
@@ -3929,7 +3929,7 @@
             </w:pPr>
             <w:r/>
             <w:r>
-              <w:t>2.00 cents</w:t>
+              <w:t>0.75 cents</w:t>
             </w:r>
           </w:p>
         </w:tc>
@@ -4367,7 +4367,7 @@
                 <w:b/>
                 <w:color w:val="15803D"/>
               </w:rPr>
-              <w:t>427.75 - 432.25 cents (Canh mua vùng hỗ trợ)</w:t>
+              <w:t>429.75 - 432.14 cents (Canh mua vùng hỗ trợ)</w:t>
             </w:r>
           </w:p>
         </w:tc>
@@ -4398,7 +4398,7 @@
               <w:rPr>
                 <w:b/>
               </w:rPr>
-              <w:t>402.83 cents (Dưới cản S2 + 1.5x ATR)</w:t>
+              <w:t>403.61 cents (Dưới cản S2 + 1.5x ATR)</w:t>
             </w:r>
           </w:p>
         </w:tc>
@@ -4434,7 +4434,7 @@
                 <w:color w:val="D97706"/>
                 <w:sz w:val="19"/>
               </w:rPr>
-              <w:t xml:space="preserve"> 430.75 cents </w:t>
+              <w:t xml:space="preserve"> 433.25 cents </w:t>
             </w:r>
             <w:r>
               <w:t xml:space="preserve"> / TP2: </w:t>
@@ -4579,7 +4579,7 @@
               <w:rPr>
                 <w:b/>
               </w:rPr>
-              <w:t>426.25 - 427.75 cents</w:t>
+              <w:t>428.25 - 429.75 cents</w:t>
             </w:r>
           </w:p>
         </w:tc>
@@ -4610,7 +4610,7 @@
               <w:rPr>
                 <w:b/>
               </w:rPr>
-              <w:t>403.97 cents (Chống quét SL tuyệt đối)</w:t>
+              <w:t>404.49 cents (Chống quét SL tuyệt đối)</w:t>
             </w:r>
           </w:p>
         </w:tc>
@@ -4772,7 +4772,7 @@
               <w:rPr>
                 <w:b/>
               </w:rPr>
-              <w:t>430.75 - 432.25 cents</w:t>
+              <w:t>433.25 - 434.75 cents</w:t>
             </w:r>
           </w:p>
         </w:tc>
@@ -4803,7 +4803,7 @@
               <w:rPr>
                 <w:b/>
               </w:rPr>
-              <w:t>433.03 cents</w:t>
+              <w:t>435.01 cents</w:t>
             </w:r>
           </w:p>
         </w:tc>
@@ -4965,7 +4965,7 @@
               <w:rPr>
                 <w:b/>
               </w:rPr>
-              <w:t>416.21 - 425.75 cents</w:t>
+              <w:t>418.41 - 425.75 cents</w:t>
             </w:r>
           </w:p>
         </w:tc>
@@ -5146,7 +5146,7 @@
                 <w:b/>
                 <w:color w:val="B91C1C"/>
               </w:rPr>
-              <w:t>613.07 - 611.92 cents (Canh bán hồi kỹ thuật H1)</w:t>
+              <w:t>614.71 - 612.79 cents (Canh bán hồi kỹ thuật H1)</w:t>
             </w:r>
           </w:p>
         </w:tc>
@@ -5177,7 +5177,7 @@
               <w:rPr>
                 <w:b/>
               </w:rPr>
-              <w:t>632.22 cents (Trên kháng cự R2 + 1.5x ATR)</w:t>
+              <w:t>631.30 cents (Trên kháng cự R2 + 1.5x ATR)</w:t>
             </w:r>
           </w:p>
         </w:tc>
@@ -5213,7 +5213,7 @@
                 <w:color w:val="D97706"/>
                 <w:sz w:val="19"/>
               </w:rPr>
-              <w:t xml:space="preserve"> 614.50 cents </w:t>
+              <w:t xml:space="preserve"> 618.00 cents </w:t>
             </w:r>
             <w:r>
               <w:t xml:space="preserve"> / TP2: </w:t>
@@ -5355,7 +5355,7 @@
               <w:rPr>
                 <w:b/>
               </w:rPr>
-              <w:t>612.50 - 614.50 cents</w:t>
+              <w:t>616.00 - 618.00 cents</w:t>
             </w:r>
           </w:p>
         </w:tc>
@@ -5386,7 +5386,7 @@
               <w:rPr>
                 <w:b/>
               </w:rPr>
-              <w:t>570.52 cents</w:t>
+              <w:t>571.13 cents</w:t>
             </w:r>
           </w:p>
         </w:tc>
@@ -5417,7 +5417,7 @@
               <w:rPr>
                 <w:b/>
               </w:rPr>
-              <w:t>619.75 cents (Đón sóng hồi trung hạn ~14.5 giá)</w:t>
+              <w:t>621.25 cents (Đón sóng hồi trung hạn ~14.5 giá)</w:t>
             </w:r>
           </w:p>
         </w:tc>
@@ -5548,7 +5548,7 @@
               <w:rPr>
                 <w:b/>
               </w:rPr>
-              <w:t>619.75 - 621.75 cents</w:t>
+              <w:t>621.25 - 623.25 cents</w:t>
             </w:r>
           </w:p>
         </w:tc>
@@ -5579,7 +5579,7 @@
               <w:rPr>
                 <w:b/>
               </w:rPr>
-              <w:t>623.23 cents</w:t>
+              <w:t>624.12 cents</w:t>
             </w:r>
           </w:p>
         </w:tc>
@@ -5741,7 +5741,7 @@
               <w:rPr>
                 <w:b/>
               </w:rPr>
-              <w:t>577.37 - 590.50 cents</w:t>
+              <w:t>579.85 - 590.50 cents</w:t>
             </w:r>
           </w:p>
         </w:tc>
@@ -11629,7 +11629,7 @@
         <w:t>Giá Chốt Phiên (Close):</w:t>
       </w:r>
       <w:r>
-        <w:t xml:space="preserve"> 429.50 cents | </w:t>
+        <w:t xml:space="preserve"> 431.75 cents | </w:t>
       </w:r>
       <w:r>
         <w:rPr>
@@ -11644,10 +11644,10 @@
         <w:rPr>
           <w:b/>
         </w:rPr>
-        <w:t>`430.41 cents`</w:t>
+        <w:t>`432.41 cents`</w:t>
       </w:r>
       <w:r>
-        <w:t xml:space="preserve"> (+0.91).</w:t>
+        <w:t xml:space="preserve"> (+0.66).</w:t>
       </w:r>
     </w:p>
     <w:p>
@@ -11668,7 +11668,7 @@
         <w:rPr>
           <w:b/>
         </w:rPr>
-        <w:t>`1,014`</w:t>
+        <w:t>`3,778`</w:t>
       </w:r>
       <w:r>
         <w:t xml:space="preserve"> (Chênh lệch: </w:t>
@@ -11677,7 +11677,7 @@
         <w:rPr>
           <w:b/>
         </w:rPr>
-        <w:t>`-163,982`</w:t>
+        <w:t>`-126,621`</w:t>
       </w:r>
       <w:r>
         <w:t xml:space="preserve">) | OI: </w:t>
@@ -11686,7 +11686,7 @@
         <w:rPr>
           <w:b/>
         </w:rPr>
-        <w:t>`633,345`</w:t>
+        <w:t>`627,617`</w:t>
       </w:r>
       <w:r>
         <w:t xml:space="preserve"> (Chênh lệch: </w:t>
@@ -11695,7 +11695,7 @@
         <w:rPr>
           <w:b/>
         </w:rPr>
-        <w:t>`+2`</w:t>
+        <w:t>`-5,726`</w:t>
       </w:r>
       <w:r>
         <w:t>)</w:t>
@@ -11719,7 +11719,7 @@
         <w:rPr>
           <w:b/>
         </w:rPr>
-        <w:t>`Không phát hiện mô hình nến đặc biệt`</w:t>
+        <w:t>`Bearish Marubozu (Lực bán áp đảo tuyệt đối)`</w:t>
       </w:r>
     </w:p>
     <w:p>
@@ -11739,8 +11739,9 @@
       <w:r>
         <w:rPr>
           <w:b/>
+          <w:color w:val="15803D"/>
         </w:rPr>
-        <w:t>`Giảm nhẹ tích lũy (Distribution Decline)`</w:t>
+        <w:t>`Giảm suy yếu / Đáy ngắn hạn (Long Liquidation Decline)`</w:t>
       </w:r>
     </w:p>
     <w:p>
@@ -11761,10 +11762,10 @@
         <w:rPr>
           <w:b/>
         </w:rPr>
-        <w:t>TÍCH LŨY TIÊU CỰC (Distribution):</w:t>
+        <w:t>GIẢM MẠNH MẼ (Strong Bearish Confirmation):</w:t>
       </w:r>
       <w:r>
-        <w:t xml:space="preserve"> Nến đi ngang nhưng dòng tiền rút dần (OI giảm), cảnh báo rủi ro suy sụt sắp tới.</w:t>
+        <w:t xml:space="preserve"> Mô hình nến giảm đi kèm dòng tiền rút ra/áp lực bán tháo lớn, rủi ro sụt giảm tiếp diễn cao.</w:t>
       </w:r>
     </w:p>
     <w:p>
@@ -12778,7 +12779,7 @@
         <w:t xml:space="preserve"> EMA_21 </w:t>
       </w:r>
       <w:r>
-        <w:t xml:space="preserve"> (432.25) &lt; </w:t>
+        <w:t xml:space="preserve"> (432.14) &lt; </w:t>
       </w:r>
       <w:r>
         <w:rPr>
@@ -12789,7 +12790,7 @@
         <w:t xml:space="preserve"> EMA_50 </w:t>
       </w:r>
       <w:r>
-        <w:t xml:space="preserve"> (433.77).</w:t>
+        <w:t xml:space="preserve"> (433.55).</w:t>
       </w:r>
     </w:p>
     <w:p>
@@ -12810,7 +12811,7 @@
         <w:rPr>
           <w:b/>
         </w:rPr>
-        <w:t>`36.62`</w:t>
+        <w:t>`45.52`</w:t>
       </w:r>
       <w:r>
         <w:t xml:space="preserve"> | ATR (14) = </w:t>
@@ -12819,7 +12820,7 @@
         <w:rPr>
           <w:b/>
         </w:rPr>
-        <w:t>`2.28`</w:t>
+        <w:t>`1.76`</w:t>
       </w:r>
       <w:r>
         <w:t xml:space="preserve"> cents | Volatility = </w:t>
@@ -12828,7 +12829,7 @@
         <w:rPr>
           <w:b/>
         </w:rPr>
-        <w:t>`1.00 cents`</w:t>
+        <w:t>`0.25 cents`</w:t>
       </w:r>
       <w:r>
         <w:t>.</w:t>
@@ -12852,7 +12853,7 @@
         <w:rPr>
           <w:b/>
         </w:rPr>
-        <w:t>`427.75`</w:t>
+        <w:t>`429.75`</w:t>
       </w:r>
       <w:r>
         <w:t xml:space="preserve"> | S2: </w:t>
@@ -12870,7 +12871,7 @@
         <w:rPr>
           <w:b/>
         </w:rPr>
-        <w:t>`430.75`</w:t>
+        <w:t>`433.25`</w:t>
       </w:r>
       <w:r>
         <w:t xml:space="preserve"> | R2: </w:t>
@@ -13613,7 +13614,7 @@
           <w:b/>
           <w:color w:val="15803D"/>
         </w:rPr>
-        <w:t>`427.75 - 432.25 cents (Canh mua vùng hỗ trợ)`</w:t>
+        <w:t>`429.75 - 432.14 cents (Canh mua vùng hỗ trợ)`</w:t>
       </w:r>
       <w:r>
         <w:t xml:space="preserve"> | SL: </w:t>
@@ -13622,7 +13623,7 @@
         <w:rPr>
           <w:b/>
         </w:rPr>
-        <w:t>`402.83 cents (Dưới cản S2 + 1.5x ATR)`</w:t>
+        <w:t>`403.61 cents (Dưới cản S2 + 1.5x ATR)`</w:t>
       </w:r>
       <w:r>
         <w:t xml:space="preserve"> | TP: </w:t>
@@ -13633,7 +13634,7 @@
           <w:color w:val="D97706"/>
           <w:sz w:val="19"/>
         </w:rPr>
-        <w:t xml:space="preserve"> 430.75 cents </w:t>
+        <w:t xml:space="preserve"> 433.25 cents </w:t>
       </w:r>
       <w:r>
         <w:t xml:space="preserve"> / </w:t>
@@ -13684,7 +13685,7 @@
         <w:rPr>
           <w:b/>
         </w:rPr>
-        <w:t>`426.25 - 427.75 cents`</w:t>
+        <w:t>`428.25 - 429.75 cents`</w:t>
       </w:r>
       <w:r>
         <w:t xml:space="preserve"> | SL: </w:t>
@@ -13693,7 +13694,7 @@
         <w:rPr>
           <w:b/>
         </w:rPr>
-        <w:t>`403.97 cents (Chống quét SL tuyệt đối)`</w:t>
+        <w:t>`404.49 cents (Chống quét SL tuyệt đối)`</w:t>
       </w:r>
       <w:r>
         <w:t xml:space="preserve"> | TP: </w:t>
@@ -13730,7 +13731,7 @@
         <w:rPr>
           <w:b/>
         </w:rPr>
-        <w:t>`430.75 - 432.25 cents`</w:t>
+        <w:t>`433.25 - 434.75 cents`</w:t>
       </w:r>
       <w:r>
         <w:t xml:space="preserve"> | SL: </w:t>
@@ -13739,7 +13740,7 @@
         <w:rPr>
           <w:b/>
         </w:rPr>
-        <w:t>`433.03 cents`</w:t>
+        <w:t>`435.01 cents`</w:t>
       </w:r>
       <w:r>
         <w:t xml:space="preserve"> | TP: </w:t>
@@ -13788,7 +13789,7 @@
         <w:rPr>
           <w:b/>
         </w:rPr>
-        <w:t>`416.21 - 425.75 cents`</w:t>
+        <w:t>`418.41 - 425.75 cents`</w:t>
       </w:r>
     </w:p>
     <w:p>
@@ -14195,7 +14196,7 @@
             </w:pPr>
             <w:r/>
             <w:r>
-              <w:t>429.50</w:t>
+              <w:t>431.75</w:t>
             </w:r>
           </w:p>
         </w:tc>
@@ -14223,7 +14224,7 @@
             </w:pPr>
             <w:r/>
             <w:r>
-              <w:t>433.25</w:t>
+              <w:t>435.50</w:t>
             </w:r>
           </w:p>
         </w:tc>
@@ -14251,7 +14252,7 @@
             </w:pPr>
             <w:r/>
             <w:r>
-              <w:t>426.25</w:t>
+              <w:t>428.50</w:t>
             </w:r>
           </w:p>
         </w:tc>
@@ -14282,7 +14283,7 @@
               <w:rPr>
                 <w:b/>
               </w:rPr>
-              <w:t>429.75</w:t>
+              <w:t>432.00</w:t>
             </w:r>
           </w:p>
         </w:tc>
@@ -14430,7 +14431,7 @@
             </w:pPr>
             <w:r/>
             <w:r>
-              <w:t>429.75</w:t>
+              <w:t>432.00</w:t>
             </w:r>
           </w:p>
         </w:tc>
@@ -14458,7 +14459,7 @@
             </w:pPr>
             <w:r/>
             <w:r>
-              <w:t>432.50</w:t>
+              <w:t>434.75</w:t>
             </w:r>
           </w:p>
         </w:tc>
@@ -14486,7 +14487,7 @@
             </w:pPr>
             <w:r/>
             <w:r>
-              <w:t>426.00</w:t>
+              <w:t>428.25</w:t>
             </w:r>
           </w:p>
         </w:tc>
@@ -14517,7 +14518,7 @@
               <w:rPr>
                 <w:b/>
               </w:rPr>
-              <w:t>429.25</w:t>
+              <w:t>431.50</w:t>
             </w:r>
           </w:p>
         </w:tc>
@@ -14665,7 +14666,7 @@
             </w:pPr>
             <w:r/>
             <w:r>
-              <w:t>429.25</w:t>
+              <w:t>431.50</w:t>
             </w:r>
           </w:p>
         </w:tc>
@@ -14693,7 +14694,7 @@
             </w:pPr>
             <w:r/>
             <w:r>
-              <w:t>432.25</w:t>
+              <w:t>434.50</w:t>
             </w:r>
           </w:p>
         </w:tc>
@@ -14721,7 +14722,7 @@
             </w:pPr>
             <w:r/>
             <w:r>
-              <w:t>425.25</w:t>
+              <w:t>427.50</w:t>
             </w:r>
           </w:p>
         </w:tc>
@@ -14752,7 +14753,7 @@
               <w:rPr>
                 <w:b/>
               </w:rPr>
-              <w:t>430.00</w:t>
+              <w:t>432.25</w:t>
             </w:r>
           </w:p>
         </w:tc>
@@ -14900,7 +14901,7 @@
             </w:pPr>
             <w:r/>
             <w:r>
-              <w:t>430.00</w:t>
+              <w:t>432.25</w:t>
             </w:r>
           </w:p>
         </w:tc>
@@ -14928,7 +14929,7 @@
             </w:pPr>
             <w:r/>
             <w:r>
-              <w:t>434.50</w:t>
+              <w:t>436.75</w:t>
             </w:r>
           </w:p>
         </w:tc>
@@ -14956,7 +14957,7 @@
             </w:pPr>
             <w:r/>
             <w:r>
-              <w:t>425.00</w:t>
+              <w:t>427.25</w:t>
             </w:r>
           </w:p>
         </w:tc>
@@ -14987,7 +14988,7 @@
               <w:rPr>
                 <w:b/>
               </w:rPr>
-              <w:t>430.75</w:t>
+              <w:t>433.00</w:t>
             </w:r>
           </w:p>
         </w:tc>
@@ -15135,7 +15136,7 @@
             </w:pPr>
             <w:r/>
             <w:r>
-              <w:t>430.75</w:t>
+              <w:t>433.00</w:t>
             </w:r>
           </w:p>
         </w:tc>
@@ -15163,7 +15164,7 @@
             </w:pPr>
             <w:r/>
             <w:r>
-              <w:t>436.25</w:t>
+              <w:t>438.50</w:t>
             </w:r>
           </w:p>
         </w:tc>
@@ -15191,7 +15192,7 @@
             </w:pPr>
             <w:r/>
             <w:r>
-              <w:t>424.50</w:t>
+              <w:t>426.75</w:t>
             </w:r>
           </w:p>
         </w:tc>
@@ -15222,7 +15223,7 @@
               <w:rPr>
                 <w:b/>
               </w:rPr>
-              <w:t>433.00</w:t>
+              <w:t>435.25</w:t>
             </w:r>
           </w:p>
         </w:tc>
@@ -15370,7 +15371,7 @@
             </w:pPr>
             <w:r/>
             <w:r>
-              <w:t>433.00</w:t>
+              <w:t>435.25</w:t>
             </w:r>
           </w:p>
         </w:tc>
@@ -15398,7 +15399,7 @@
             </w:pPr>
             <w:r/>
             <w:r>
-              <w:t>436.00</w:t>
+              <w:t>438.25</w:t>
             </w:r>
           </w:p>
         </w:tc>
@@ -15426,7 +15427,7 @@
             </w:pPr>
             <w:r/>
             <w:r>
-              <w:t>428.75</w:t>
+              <w:t>431.00</w:t>
             </w:r>
           </w:p>
         </w:tc>
@@ -15457,7 +15458,7 @@
               <w:rPr>
                 <w:b/>
               </w:rPr>
-              <w:t>433.25</w:t>
+              <w:t>435.50</w:t>
             </w:r>
           </w:p>
         </w:tc>
@@ -15605,7 +15606,7 @@
             </w:pPr>
             <w:r/>
             <w:r>
-              <w:t>433.25</w:t>
+              <w:t>435.50</w:t>
             </w:r>
           </w:p>
         </w:tc>
@@ -15633,7 +15634,7 @@
             </w:pPr>
             <w:r/>
             <w:r>
-              <w:t>436.50</w:t>
+              <w:t>438.75</w:t>
             </w:r>
           </w:p>
         </w:tc>
@@ -15661,7 +15662,7 @@
             </w:pPr>
             <w:r/>
             <w:r>
-              <w:t>426.75</w:t>
+              <w:t>429.00</w:t>
             </w:r>
           </w:p>
         </w:tc>
@@ -15692,7 +15693,7 @@
               <w:rPr>
                 <w:b/>
               </w:rPr>
-              <w:t>434.00</w:t>
+              <w:t>436.25</w:t>
             </w:r>
           </w:p>
         </w:tc>
@@ -15840,7 +15841,7 @@
             </w:pPr>
             <w:r/>
             <w:r>
-              <w:t>434.00</w:t>
+              <w:t>436.25</w:t>
             </w:r>
           </w:p>
         </w:tc>
@@ -15868,7 +15869,7 @@
             </w:pPr>
             <w:r/>
             <w:r>
-              <w:t>437.00</w:t>
+              <w:t>439.25</w:t>
             </w:r>
           </w:p>
         </w:tc>
@@ -15896,7 +15897,7 @@
             </w:pPr>
             <w:r/>
             <w:r>
-              <w:t>429.50</w:t>
+              <w:t>431.75</w:t>
             </w:r>
           </w:p>
         </w:tc>
@@ -15927,7 +15928,7 @@
               <w:rPr>
                 <w:b/>
               </w:rPr>
-              <w:t>433.50</w:t>
+              <w:t>435.75</w:t>
             </w:r>
           </w:p>
         </w:tc>
@@ -16075,7 +16076,7 @@
             </w:pPr>
             <w:r/>
             <w:r>
-              <w:t>433.50</w:t>
+              <w:t>435.75</w:t>
             </w:r>
           </w:p>
         </w:tc>
@@ -16103,7 +16104,7 @@
             </w:pPr>
             <w:r/>
             <w:r>
-              <w:t>437.50</w:t>
+              <w:t>439.75</w:t>
             </w:r>
           </w:p>
         </w:tc>
@@ -16131,7 +16132,7 @@
             </w:pPr>
             <w:r/>
             <w:r>
-              <w:t>427.75</w:t>
+              <w:t>430.00</w:t>
             </w:r>
           </w:p>
         </w:tc>
@@ -16162,7 +16163,7 @@
               <w:rPr>
                 <w:b/>
               </w:rPr>
-              <w:t>434.00</w:t>
+              <w:t>436.25</w:t>
             </w:r>
           </w:p>
         </w:tc>
@@ -16310,7 +16311,7 @@
             </w:pPr>
             <w:r/>
             <w:r>
-              <w:t>434.00</w:t>
+              <w:t>436.25</w:t>
             </w:r>
           </w:p>
         </w:tc>
@@ -16338,7 +16339,7 @@
             </w:pPr>
             <w:r/>
             <w:r>
-              <w:t>436.50</w:t>
+              <w:t>438.75</w:t>
             </w:r>
           </w:p>
         </w:tc>
@@ -16366,7 +16367,7 @@
             </w:pPr>
             <w:r/>
             <w:r>
-              <w:t>430.75</w:t>
+              <w:t>433.00</w:t>
             </w:r>
           </w:p>
         </w:tc>
@@ -16397,7 +16398,7 @@
               <w:rPr>
                 <w:b/>
               </w:rPr>
-              <w:t>434.50</w:t>
+              <w:t>436.75</w:t>
             </w:r>
           </w:p>
         </w:tc>
@@ -16545,7 +16546,7 @@
             </w:pPr>
             <w:r/>
             <w:r>
-              <w:t>434.50</w:t>
+              <w:t>436.75</w:t>
             </w:r>
           </w:p>
         </w:tc>
@@ -16573,7 +16574,7 @@
             </w:pPr>
             <w:r/>
             <w:r>
-              <w:t>438.00</w:t>
+              <w:t>440.25</w:t>
             </w:r>
           </w:p>
         </w:tc>
@@ -16601,7 +16602,7 @@
             </w:pPr>
             <w:r/>
             <w:r>
-              <w:t>428.50</w:t>
+              <w:t>430.75</w:t>
             </w:r>
           </w:p>
         </w:tc>
@@ -16632,7 +16633,7 @@
               <w:rPr>
                 <w:b/>
               </w:rPr>
-              <w:t>435.50</w:t>
+              <w:t>437.75</w:t>
             </w:r>
           </w:p>
         </w:tc>
@@ -16780,7 +16781,7 @@
             </w:pPr>
             <w:r/>
             <w:r>
-              <w:t>435.50</w:t>
+              <w:t>437.75</w:t>
             </w:r>
           </w:p>
         </w:tc>
@@ -16808,7 +16809,7 @@
             </w:pPr>
             <w:r/>
             <w:r>
-              <w:t>438.25</w:t>
+              <w:t>440.50</w:t>
             </w:r>
           </w:p>
         </w:tc>
@@ -16836,7 +16837,7 @@
             </w:pPr>
             <w:r/>
             <w:r>
-              <w:t>433.00</w:t>
+              <w:t>435.25</w:t>
             </w:r>
           </w:p>
         </w:tc>
@@ -16867,7 +16868,7 @@
               <w:rPr>
                 <w:b/>
               </w:rPr>
-              <w:t>435.50</w:t>
+              <w:t>437.75</w:t>
             </w:r>
           </w:p>
         </w:tc>
@@ -17015,7 +17016,7 @@
             </w:pPr>
             <w:r/>
             <w:r>
-              <w:t>435.50</w:t>
+              <w:t>437.75</w:t>
             </w:r>
           </w:p>
         </w:tc>
@@ -17043,7 +17044,7 @@
             </w:pPr>
             <w:r/>
             <w:r>
-              <w:t>438.25</w:t>
+              <w:t>440.50</w:t>
             </w:r>
           </w:p>
         </w:tc>
@@ -17071,7 +17072,7 @@
             </w:pPr>
             <w:r/>
             <w:r>
-              <w:t>433.00</w:t>
+              <w:t>435.25</w:t>
             </w:r>
           </w:p>
         </w:tc>
@@ -17102,7 +17103,7 @@
               <w:rPr>
                 <w:b/>
               </w:rPr>
-              <w:t>435.00</w:t>
+              <w:t>437.25</w:t>
             </w:r>
           </w:p>
         </w:tc>
@@ -17250,7 +17251,7 @@
             </w:pPr>
             <w:r/>
             <w:r>
-              <w:t>435.00</w:t>
+              <w:t>437.25</w:t>
             </w:r>
           </w:p>
         </w:tc>
@@ -17278,7 +17279,7 @@
             </w:pPr>
             <w:r/>
             <w:r>
-              <w:t>438.00</w:t>
+              <w:t>440.25</w:t>
             </w:r>
           </w:p>
         </w:tc>
@@ -17306,7 +17307,7 @@
             </w:pPr>
             <w:r/>
             <w:r>
-              <w:t>431.75</w:t>
+              <w:t>434.00</w:t>
             </w:r>
           </w:p>
         </w:tc>
@@ -17337,7 +17338,7 @@
               <w:rPr>
                 <w:b/>
               </w:rPr>
-              <w:t>434.75</w:t>
+              <w:t>437.00</w:t>
             </w:r>
           </w:p>
         </w:tc>
@@ -17485,7 +17486,7 @@
             </w:pPr>
             <w:r/>
             <w:r>
-              <w:t>434.75</w:t>
+              <w:t>437.00</w:t>
             </w:r>
           </w:p>
         </w:tc>
@@ -17513,7 +17514,7 @@
             </w:pPr>
             <w:r/>
             <w:r>
-              <w:t>438.75</w:t>
+              <w:t>441.00</w:t>
             </w:r>
           </w:p>
         </w:tc>
@@ -17541,7 +17542,7 @@
             </w:pPr>
             <w:r/>
             <w:r>
-              <w:t>429.50</w:t>
+              <w:t>431.75</w:t>
             </w:r>
           </w:p>
         </w:tc>
@@ -17572,7 +17573,7 @@
               <w:rPr>
                 <w:b/>
               </w:rPr>
-              <w:t>435.25</w:t>
+              <w:t>437.50</w:t>
             </w:r>
           </w:p>
         </w:tc>
@@ -17720,7 +17721,7 @@
             </w:pPr>
             <w:r/>
             <w:r>
-              <w:t>435.25</w:t>
+              <w:t>437.50</w:t>
             </w:r>
           </w:p>
         </w:tc>
@@ -17748,7 +17749,7 @@
             </w:pPr>
             <w:r/>
             <w:r>
-              <w:t>440.00</w:t>
+              <w:t>442.25</w:t>
             </w:r>
           </w:p>
         </w:tc>
@@ -17776,7 +17777,7 @@
             </w:pPr>
             <w:r/>
             <w:r>
-              <w:t>428.25</w:t>
+              <w:t>430.50</w:t>
             </w:r>
           </w:p>
         </w:tc>
@@ -17807,7 +17808,7 @@
               <w:rPr>
                 <w:b/>
               </w:rPr>
-              <w:t>437.25</w:t>
+              <w:t>439.50</w:t>
             </w:r>
           </w:p>
         </w:tc>
@@ -17955,7 +17956,7 @@
             </w:pPr>
             <w:r/>
             <w:r>
-              <w:t>437.25</w:t>
+              <w:t>439.50</w:t>
             </w:r>
           </w:p>
         </w:tc>
@@ -17983,7 +17984,7 @@
             </w:pPr>
             <w:r/>
             <w:r>
-              <w:t>445.25</w:t>
+              <w:t>447.50</w:t>
             </w:r>
           </w:p>
         </w:tc>
@@ -18011,7 +18012,7 @@
             </w:pPr>
             <w:r/>
             <w:r>
-              <w:t>430.25</w:t>
+              <w:t>432.50</w:t>
             </w:r>
           </w:p>
         </w:tc>
@@ -18042,7 +18043,7 @@
               <w:rPr>
                 <w:b/>
               </w:rPr>
-              <w:t>438.75</w:t>
+              <w:t>441.00</w:t>
             </w:r>
           </w:p>
         </w:tc>
@@ -18190,7 +18191,7 @@
             </w:pPr>
             <w:r/>
             <w:r>
-              <w:t>438.75</w:t>
+              <w:t>441.00</w:t>
             </w:r>
           </w:p>
         </w:tc>
@@ -18218,7 +18219,7 @@
             </w:pPr>
             <w:r/>
             <w:r>
-              <w:t>443.25</w:t>
+              <w:t>445.50</w:t>
             </w:r>
           </w:p>
         </w:tc>
@@ -18246,7 +18247,7 @@
             </w:pPr>
             <w:r/>
             <w:r>
-              <w:t>434.50</w:t>
+              <w:t>436.75</w:t>
             </w:r>
           </w:p>
         </w:tc>
@@ -18277,7 +18278,7 @@
               <w:rPr>
                 <w:b/>
               </w:rPr>
-              <w:t>438.25</w:t>
+              <w:t>440.50</w:t>
             </w:r>
           </w:p>
         </w:tc>
@@ -18425,7 +18426,7 @@
             </w:pPr>
             <w:r/>
             <w:r>
-              <w:t>438.25</w:t>
+              <w:t>440.50</w:t>
             </w:r>
           </w:p>
         </w:tc>
@@ -18453,7 +18454,7 @@
             </w:pPr>
             <w:r/>
             <w:r>
-              <w:t>440.50</w:t>
+              <w:t>442.75</w:t>
             </w:r>
           </w:p>
         </w:tc>
@@ -18481,7 +18482,7 @@
             </w:pPr>
             <w:r/>
             <w:r>
-              <w:t>435.50</w:t>
+              <w:t>437.75</w:t>
             </w:r>
           </w:p>
         </w:tc>
@@ -18512,7 +18513,7 @@
               <w:rPr>
                 <w:b/>
               </w:rPr>
-              <w:t>438.00</w:t>
+              <w:t>440.25</w:t>
             </w:r>
           </w:p>
         </w:tc>
@@ -18660,7 +18661,7 @@
             </w:pPr>
             <w:r/>
             <w:r>
-              <w:t>438.00</w:t>
+              <w:t>440.25</w:t>
             </w:r>
           </w:p>
         </w:tc>
@@ -18688,7 +18689,7 @@
             </w:pPr>
             <w:r/>
             <w:r>
-              <w:t>440.00</w:t>
+              <w:t>442.25</w:t>
             </w:r>
           </w:p>
         </w:tc>
@@ -18716,7 +18717,7 @@
             </w:pPr>
             <w:r/>
             <w:r>
-              <w:t>433.50</w:t>
+              <w:t>435.75</w:t>
             </w:r>
           </w:p>
         </w:tc>
@@ -18747,7 +18748,7 @@
               <w:rPr>
                 <w:b/>
               </w:rPr>
-              <w:t>438.25</w:t>
+              <w:t>440.50</w:t>
             </w:r>
           </w:p>
         </w:tc>
@@ -18895,7 +18896,7 @@
             </w:pPr>
             <w:r/>
             <w:r>
-              <w:t>438.25</w:t>
+              <w:t>440.50</w:t>
             </w:r>
           </w:p>
         </w:tc>
@@ -18923,7 +18924,7 @@
             </w:pPr>
             <w:r/>
             <w:r>
-              <w:t>442.00</w:t>
+              <w:t>444.25</w:t>
             </w:r>
           </w:p>
         </w:tc>
@@ -18951,7 +18952,7 @@
             </w:pPr>
             <w:r/>
             <w:r>
-              <w:t>435.50</w:t>
+              <w:t>437.75</w:t>
             </w:r>
           </w:p>
         </w:tc>
@@ -18982,7 +18983,7 @@
               <w:rPr>
                 <w:b/>
               </w:rPr>
-              <w:t>438.75</w:t>
+              <w:t>441.00</w:t>
             </w:r>
           </w:p>
         </w:tc>
@@ -19130,7 +19131,7 @@
             </w:pPr>
             <w:r/>
             <w:r>
-              <w:t>438.75</w:t>
+              <w:t>441.00</w:t>
             </w:r>
           </w:p>
         </w:tc>
@@ -19158,7 +19159,7 @@
             </w:pPr>
             <w:r/>
             <w:r>
-              <w:t>441.75</w:t>
+              <w:t>444.00</w:t>
             </w:r>
           </w:p>
         </w:tc>
@@ -19186,7 +19187,7 @@
             </w:pPr>
             <w:r/>
             <w:r>
-              <w:t>434.25</w:t>
+              <w:t>436.50</w:t>
             </w:r>
           </w:p>
         </w:tc>
@@ -19217,7 +19218,7 @@
               <w:rPr>
                 <w:b/>
               </w:rPr>
-              <w:t>439.00</w:t>
+              <w:t>441.25</w:t>
             </w:r>
           </w:p>
         </w:tc>
@@ -19365,7 +19366,7 @@
             </w:pPr>
             <w:r/>
             <w:r>
-              <w:t>439.00</w:t>
+              <w:t>441.25</w:t>
             </w:r>
           </w:p>
         </w:tc>
@@ -19393,7 +19394,7 @@
             </w:pPr>
             <w:r/>
             <w:r>
-              <w:t>443.25</w:t>
+              <w:t>445.50</w:t>
             </w:r>
           </w:p>
         </w:tc>
@@ -19421,7 +19422,7 @@
             </w:pPr>
             <w:r/>
             <w:r>
-              <w:t>435.75</w:t>
+              <w:t>438.00</w:t>
             </w:r>
           </w:p>
         </w:tc>
@@ -19452,7 +19453,7 @@
               <w:rPr>
                 <w:b/>
               </w:rPr>
-              <w:t>439.75</w:t>
+              <w:t>442.00</w:t>
             </w:r>
           </w:p>
         </w:tc>
@@ -19600,7 +19601,7 @@
             </w:pPr>
             <w:r/>
             <w:r>
-              <w:t>439.75</w:t>
+              <w:t>442.00</w:t>
             </w:r>
           </w:p>
         </w:tc>
@@ -19628,7 +19629,7 @@
             </w:pPr>
             <w:r/>
             <w:r>
-              <w:t>443.25</w:t>
+              <w:t>445.50</w:t>
             </w:r>
           </w:p>
         </w:tc>
@@ -19656,7 +19657,7 @@
             </w:pPr>
             <w:r/>
             <w:r>
-              <w:t>437.50</w:t>
+              <w:t>439.75</w:t>
             </w:r>
           </w:p>
         </w:tc>
@@ -19687,7 +19688,7 @@
               <w:rPr>
                 <w:b/>
               </w:rPr>
-              <w:t>439.75</w:t>
+              <w:t>442.00</w:t>
             </w:r>
           </w:p>
         </w:tc>
@@ -19835,7 +19836,7 @@
             </w:pPr>
             <w:r/>
             <w:r>
-              <w:t>439.75</w:t>
+              <w:t>442.00</w:t>
             </w:r>
           </w:p>
         </w:tc>
@@ -19863,7 +19864,7 @@
             </w:pPr>
             <w:r/>
             <w:r>
-              <w:t>443.50</w:t>
+              <w:t>445.75</w:t>
             </w:r>
           </w:p>
         </w:tc>
@@ -19891,7 +19892,7 @@
             </w:pPr>
             <w:r/>
             <w:r>
-              <w:t>436.25</w:t>
+              <w:t>438.50</w:t>
             </w:r>
           </w:p>
         </w:tc>
@@ -19922,7 +19923,7 @@
               <w:rPr>
                 <w:b/>
               </w:rPr>
-              <w:t>439.50</w:t>
+              <w:t>441.75</w:t>
             </w:r>
           </w:p>
         </w:tc>
@@ -20070,7 +20071,7 @@
             </w:pPr>
             <w:r/>
             <w:r>
-              <w:t>439.50</w:t>
+              <w:t>441.75</w:t>
             </w:r>
           </w:p>
         </w:tc>
@@ -20098,7 +20099,7 @@
             </w:pPr>
             <w:r/>
             <w:r>
-              <w:t>443.00</w:t>
+              <w:t>445.25</w:t>
             </w:r>
           </w:p>
         </w:tc>
@@ -20126,7 +20127,7 @@
             </w:pPr>
             <w:r/>
             <w:r>
-              <w:t>436.25</w:t>
+              <w:t>438.50</w:t>
             </w:r>
           </w:p>
         </w:tc>
@@ -20157,7 +20158,7 @@
               <w:rPr>
                 <w:b/>
               </w:rPr>
-              <w:t>439.25</w:t>
+              <w:t>441.50</w:t>
             </w:r>
           </w:p>
         </w:tc>
@@ -20305,7 +20306,7 @@
             </w:pPr>
             <w:r/>
             <w:r>
-              <w:t>439.25</w:t>
+              <w:t>441.50</w:t>
             </w:r>
           </w:p>
         </w:tc>
@@ -20333,7 +20334,7 @@
             </w:pPr>
             <w:r/>
             <w:r>
-              <w:t>442.25</w:t>
+              <w:t>444.50</w:t>
             </w:r>
           </w:p>
         </w:tc>
@@ -20361,7 +20362,7 @@
             </w:pPr>
             <w:r/>
             <w:r>
-              <w:t>436.50</w:t>
+              <w:t>438.75</w:t>
             </w:r>
           </w:p>
         </w:tc>
@@ -20392,7 +20393,7 @@
               <w:rPr>
                 <w:b/>
               </w:rPr>
-              <w:t>439.50</w:t>
+              <w:t>441.75</w:t>
             </w:r>
           </w:p>
         </w:tc>
@@ -20540,7 +20541,7 @@
             </w:pPr>
             <w:r/>
             <w:r>
-              <w:t>439.50</w:t>
+              <w:t>441.75</w:t>
             </w:r>
           </w:p>
         </w:tc>
@@ -20568,7 +20569,7 @@
             </w:pPr>
             <w:r/>
             <w:r>
-              <w:t>442.50</w:t>
+              <w:t>444.75</w:t>
             </w:r>
           </w:p>
         </w:tc>
@@ -20596,7 +20597,7 @@
             </w:pPr>
             <w:r/>
             <w:r>
-              <w:t>436.75</w:t>
+              <w:t>439.00</w:t>
             </w:r>
           </w:p>
         </w:tc>
@@ -20627,7 +20628,7 @@
               <w:rPr>
                 <w:b/>
               </w:rPr>
-              <w:t>439.50</w:t>
+              <w:t>441.75</w:t>
             </w:r>
           </w:p>
         </w:tc>
@@ -20775,7 +20776,7 @@
             </w:pPr>
             <w:r/>
             <w:r>
-              <w:t>439.50</w:t>
+              <w:t>441.75</w:t>
             </w:r>
           </w:p>
         </w:tc>
@@ -20803,7 +20804,7 @@
             </w:pPr>
             <w:r/>
             <w:r>
-              <w:t>443.50</w:t>
+              <w:t>445.75</w:t>
             </w:r>
           </w:p>
         </w:tc>
@@ -20831,7 +20832,7 @@
             </w:pPr>
             <w:r/>
             <w:r>
-              <w:t>436.00</w:t>
+              <w:t>438.25</w:t>
             </w:r>
           </w:p>
         </w:tc>
@@ -20862,7 +20863,7 @@
               <w:rPr>
                 <w:b/>
               </w:rPr>
-              <w:t>440.00</w:t>
+              <w:t>442.25</w:t>
             </w:r>
           </w:p>
         </w:tc>
@@ -21010,7 +21011,7 @@
             </w:pPr>
             <w:r/>
             <w:r>
-              <w:t>440.00</w:t>
+              <w:t>442.25</w:t>
             </w:r>
           </w:p>
         </w:tc>
@@ -21038,7 +21039,7 @@
             </w:pPr>
             <w:r/>
             <w:r>
-              <w:t>444.00</w:t>
+              <w:t>446.25</w:t>
             </w:r>
           </w:p>
         </w:tc>
@@ -21066,7 +21067,7 @@
             </w:pPr>
             <w:r/>
             <w:r>
-              <w:t>438.25</w:t>
+              <w:t>440.50</w:t>
             </w:r>
           </w:p>
         </w:tc>
@@ -21097,7 +21098,7 @@
               <w:rPr>
                 <w:b/>
               </w:rPr>
-              <w:t>439.75</w:t>
+              <w:t>442.00</w:t>
             </w:r>
           </w:p>
         </w:tc>
@@ -21820,7 +21821,7 @@
         <w:t>Giá Chốt Phiên (Close):</w:t>
       </w:r>
       <w:r>
-        <w:t xml:space="preserve"> 617.75 cents | </w:t>
+        <w:t xml:space="preserve"> 619.75 cents | </w:t>
       </w:r>
       <w:r>
         <w:rPr>
@@ -21835,10 +21836,10 @@
         <w:rPr>
           <w:b/>
         </w:rPr>
-        <w:t>`619.99 cents`</w:t>
+        <w:t>`621.79 cents`</w:t>
       </w:r>
       <w:r>
-        <w:t xml:space="preserve"> (+2.24).</w:t>
+        <w:t xml:space="preserve"> (+2.04).</w:t>
       </w:r>
     </w:p>
     <w:p>
@@ -21859,7 +21860,7 @@
         <w:rPr>
           <w:b/>
         </w:rPr>
-        <w:t>`464`</w:t>
+        <w:t>`1,524`</w:t>
       </w:r>
       <w:r>
         <w:t xml:space="preserve"> (Chênh lệch: </w:t>
@@ -21868,7 +21869,7 @@
         <w:rPr>
           <w:b/>
         </w:rPr>
-        <w:t>`-71,486`</w:t>
+        <w:t>`-71,556`</w:t>
       </w:r>
       <w:r>
         <w:t xml:space="preserve">) | OI: </w:t>
@@ -21877,7 +21878,7 @@
         <w:rPr>
           <w:b/>
         </w:rPr>
-        <w:t>`215,571`</w:t>
+        <w:t>`215,782`</w:t>
       </w:r>
       <w:r>
         <w:t xml:space="preserve"> (Chênh lệch: </w:t>
@@ -21886,7 +21887,7 @@
         <w:rPr>
           <w:b/>
         </w:rPr>
-        <w:t>`+23`</w:t>
+        <w:t>`+234`</w:t>
       </w:r>
       <w:r>
         <w:t>)</w:t>
@@ -22969,7 +22970,7 @@
         <w:t xml:space="preserve"> EMA_21 </w:t>
       </w:r>
       <w:r>
-        <w:t xml:space="preserve"> (613.07) &gt; </w:t>
+        <w:t xml:space="preserve"> (614.71) &gt; </w:t>
       </w:r>
       <w:r>
         <w:rPr>
@@ -22980,7 +22981,7 @@
         <w:t xml:space="preserve"> EMA_50 </w:t>
       </w:r>
       <w:r>
-        <w:t xml:space="preserve"> (611.92).</w:t>
+        <w:t xml:space="preserve"> (612.79).</w:t>
       </w:r>
     </w:p>
     <w:p>
@@ -23001,7 +23002,7 @@
         <w:rPr>
           <w:b/>
         </w:rPr>
-        <w:t>`61.63`</w:t>
+        <w:t>`64.12`</w:t>
       </w:r>
       <w:r>
         <w:t xml:space="preserve"> | ATR (14) = </w:t>
@@ -23010,7 +23011,7 @@
         <w:rPr>
           <w:b/>
         </w:rPr>
-        <w:t>`3.48`</w:t>
+        <w:t>`2.87`</w:t>
       </w:r>
       <w:r>
         <w:t xml:space="preserve"> cents | Volatility = </w:t>
@@ -23019,7 +23020,7 @@
         <w:rPr>
           <w:b/>
         </w:rPr>
-        <w:t>`2.00 cents`</w:t>
+        <w:t>`0.75 cents`</w:t>
       </w:r>
       <w:r>
         <w:t>.</w:t>
@@ -23043,7 +23044,7 @@
         <w:rPr>
           <w:b/>
         </w:rPr>
-        <w:t>`614.50`</w:t>
+        <w:t>`618.00`</w:t>
       </w:r>
       <w:r>
         <w:t xml:space="preserve"> | S2: </w:t>
@@ -23061,7 +23062,7 @@
         <w:rPr>
           <w:b/>
         </w:rPr>
-        <w:t>`619.75`</w:t>
+        <w:t>`621.25`</w:t>
       </w:r>
       <w:r>
         <w:t xml:space="preserve"> | R2: </w:t>
@@ -23794,7 +23795,7 @@
           <w:b/>
           <w:color w:val="B91C1C"/>
         </w:rPr>
-        <w:t>`613.07 - 611.92 cents (Canh bán hồi kỹ thuật H1)`</w:t>
+        <w:t>`614.71 - 612.79 cents (Canh bán hồi kỹ thuật H1)`</w:t>
       </w:r>
       <w:r>
         <w:t xml:space="preserve"> | SL: </w:t>
@@ -23803,7 +23804,7 @@
         <w:rPr>
           <w:b/>
         </w:rPr>
-        <w:t>`632.22 cents (Trên kháng cự R2 + 1.5x ATR)`</w:t>
+        <w:t>`631.30 cents (Trên kháng cự R2 + 1.5x ATR)`</w:t>
       </w:r>
       <w:r>
         <w:t xml:space="preserve"> | TP: </w:t>
@@ -23814,7 +23815,7 @@
           <w:color w:val="D97706"/>
           <w:sz w:val="19"/>
         </w:rPr>
-        <w:t xml:space="preserve"> 614.50 cents </w:t>
+        <w:t xml:space="preserve"> 618.00 cents </w:t>
       </w:r>
       <w:r>
         <w:t xml:space="preserve"> / </w:t>
@@ -23865,7 +23866,7 @@
         <w:rPr>
           <w:b/>
         </w:rPr>
-        <w:t>`612.50 - 614.50 cents`</w:t>
+        <w:t>`616.00 - 618.00 cents`</w:t>
       </w:r>
       <w:r>
         <w:t xml:space="preserve"> | SL: </w:t>
@@ -23874,7 +23875,7 @@
         <w:rPr>
           <w:b/>
         </w:rPr>
-        <w:t>`570.52 cents`</w:t>
+        <w:t>`571.13 cents`</w:t>
       </w:r>
       <w:r>
         <w:t xml:space="preserve"> | TP: </w:t>
@@ -23883,7 +23884,7 @@
         <w:rPr>
           <w:b/>
         </w:rPr>
-        <w:t>`619.75 cents (Đón sóng hồi trung hạn ~14.5 giá)`</w:t>
+        <w:t>`621.25 cents (Đón sóng hồi trung hạn ~14.5 giá)`</w:t>
       </w:r>
       <w:r>
         <w:t>.</w:t>
@@ -23911,7 +23912,7 @@
         <w:rPr>
           <w:b/>
         </w:rPr>
-        <w:t>`619.75 - 621.75 cents`</w:t>
+        <w:t>`621.25 - 623.25 cents`</w:t>
       </w:r>
       <w:r>
         <w:t xml:space="preserve"> | SL: </w:t>
@@ -23920,7 +23921,7 @@
         <w:rPr>
           <w:b/>
         </w:rPr>
-        <w:t>`623.23 cents`</w:t>
+        <w:t>`624.12 cents`</w:t>
       </w:r>
       <w:r>
         <w:t xml:space="preserve"> | TP: </w:t>
@@ -23969,7 +23970,7 @@
         <w:rPr>
           <w:b/>
         </w:rPr>
-        <w:t>`577.37 - 590.50 cents`</w:t>
+        <w:t>`579.85 - 590.50 cents`</w:t>
       </w:r>
     </w:p>
     <w:p>
@@ -24376,7 +24377,7 @@
             </w:pPr>
             <w:r/>
             <w:r>
-              <w:t>617.75</w:t>
+              <w:t>619.75</w:t>
             </w:r>
           </w:p>
         </w:tc>
@@ -24404,7 +24405,7 @@
             </w:pPr>
             <w:r/>
             <w:r>
-              <w:t>629.00</w:t>
+              <w:t>631.00</w:t>
             </w:r>
           </w:p>
         </w:tc>
@@ -24432,7 +24433,7 @@
             </w:pPr>
             <w:r/>
             <w:r>
-              <w:t>612.25</w:t>
+              <w:t>614.25</w:t>
             </w:r>
           </w:p>
         </w:tc>
@@ -24463,7 +24464,7 @@
               <w:rPr>
                 <w:b/>
               </w:rPr>
-              <w:t>617.00</w:t>
+              <w:t>619.00</w:t>
             </w:r>
           </w:p>
         </w:tc>
@@ -24611,7 +24612,7 @@
             </w:pPr>
             <w:r/>
             <w:r>
-              <w:t>617.00</w:t>
+              <w:t>619.00</w:t>
             </w:r>
           </w:p>
         </w:tc>
@@ -24639,7 +24640,7 @@
             </w:pPr>
             <w:r/>
             <w:r>
-              <w:t>624.50</w:t>
+              <w:t>626.50</w:t>
             </w:r>
           </w:p>
         </w:tc>
@@ -24667,7 +24668,7 @@
             </w:pPr>
             <w:r/>
             <w:r>
-              <w:t>611.00</w:t>
+              <w:t>613.00</w:t>
             </w:r>
           </w:p>
         </w:tc>
@@ -24698,7 +24699,7 @@
               <w:rPr>
                 <w:b/>
               </w:rPr>
-              <w:t>616.50</w:t>
+              <w:t>618.50</w:t>
             </w:r>
           </w:p>
         </w:tc>
@@ -24846,7 +24847,7 @@
             </w:pPr>
             <w:r/>
             <w:r>
-              <w:t>616.50</w:t>
+              <w:t>618.50</w:t>
             </w:r>
           </w:p>
         </w:tc>
@@ -24874,7 +24875,7 @@
             </w:pPr>
             <w:r/>
             <w:r>
-              <w:t>630.25</w:t>
+              <w:t>632.25</w:t>
             </w:r>
           </w:p>
         </w:tc>
@@ -24902,7 +24903,7 @@
             </w:pPr>
             <w:r/>
             <w:r>
-              <w:t>601.75</w:t>
+              <w:t>603.75</w:t>
             </w:r>
           </w:p>
         </w:tc>
@@ -24933,7 +24934,7 @@
               <w:rPr>
                 <w:b/>
               </w:rPr>
-              <w:t>618.50</w:t>
+              <w:t>620.50</w:t>
             </w:r>
           </w:p>
         </w:tc>
@@ -25081,7 +25082,7 @@
             </w:pPr>
             <w:r/>
             <w:r>
-              <w:t>618.50</w:t>
+              <w:t>620.50</w:t>
             </w:r>
           </w:p>
         </w:tc>
@@ -25109,7 +25110,7 @@
             </w:pPr>
             <w:r/>
             <w:r>
-              <w:t>631.75</w:t>
+              <w:t>633.75</w:t>
             </w:r>
           </w:p>
         </w:tc>
@@ -25137,7 +25138,7 @@
             </w:pPr>
             <w:r/>
             <w:r>
-              <w:t>610.25</w:t>
+              <w:t>612.25</w:t>
             </w:r>
           </w:p>
         </w:tc>
@@ -25168,7 +25169,7 @@
               <w:rPr>
                 <w:b/>
               </w:rPr>
-              <w:t>619.75</w:t>
+              <w:t>621.75</w:t>
             </w:r>
           </w:p>
         </w:tc>
@@ -25316,7 +25317,7 @@
             </w:pPr>
             <w:r/>
             <w:r>
-              <w:t>619.75</w:t>
+              <w:t>621.75</w:t>
             </w:r>
           </w:p>
         </w:tc>
@@ -25344,7 +25345,7 @@
             </w:pPr>
             <w:r/>
             <w:r>
-              <w:t>636.25</w:t>
+              <w:t>638.25</w:t>
             </w:r>
           </w:p>
         </w:tc>
@@ -25372,7 +25373,7 @@
             </w:pPr>
             <w:r/>
             <w:r>
-              <w:t>609.25</w:t>
+              <w:t>611.25</w:t>
             </w:r>
           </w:p>
         </w:tc>
@@ -25403,7 +25404,7 @@
               <w:rPr>
                 <w:b/>
               </w:rPr>
-              <w:t>624.25</w:t>
+              <w:t>626.25</w:t>
             </w:r>
           </w:p>
         </w:tc>
@@ -25551,7 +25552,7 @@
             </w:pPr>
             <w:r/>
             <w:r>
-              <w:t>624.25</w:t>
+              <w:t>626.25</w:t>
             </w:r>
           </w:p>
         </w:tc>
@@ -25579,7 +25580,7 @@
             </w:pPr>
             <w:r/>
             <w:r>
-              <w:t>632.00</w:t>
+              <w:t>634.00</w:t>
             </w:r>
           </w:p>
         </w:tc>
@@ -25607,7 +25608,7 @@
             </w:pPr>
             <w:r/>
             <w:r>
-              <w:t>613.25</w:t>
+              <w:t>615.25</w:t>
             </w:r>
           </w:p>
         </w:tc>
@@ -25638,7 +25639,7 @@
               <w:rPr>
                 <w:b/>
               </w:rPr>
-              <w:t>625.50</w:t>
+              <w:t>627.50</w:t>
             </w:r>
           </w:p>
         </w:tc>
@@ -25786,7 +25787,7 @@
             </w:pPr>
             <w:r/>
             <w:r>
-              <w:t>625.50</w:t>
+              <w:t>627.50</w:t>
             </w:r>
           </w:p>
         </w:tc>
@@ -25814,7 +25815,7 @@
             </w:pPr>
             <w:r/>
             <w:r>
-              <w:t>633.75</w:t>
+              <w:t>635.75</w:t>
             </w:r>
           </w:p>
         </w:tc>
@@ -25842,7 +25843,7 @@
             </w:pPr>
             <w:r/>
             <w:r>
-              <w:t>615.00</w:t>
+              <w:t>617.00</w:t>
             </w:r>
           </w:p>
         </w:tc>
@@ -25873,7 +25874,7 @@
               <w:rPr>
                 <w:b/>
               </w:rPr>
-              <w:t>627.25</w:t>
+              <w:t>629.25</w:t>
             </w:r>
           </w:p>
         </w:tc>
@@ -26021,7 +26022,7 @@
             </w:pPr>
             <w:r/>
             <w:r>
-              <w:t>627.25</w:t>
+              <w:t>629.25</w:t>
             </w:r>
           </w:p>
         </w:tc>
@@ -26049,7 +26050,7 @@
             </w:pPr>
             <w:r/>
             <w:r>
-              <w:t>639.50</w:t>
+              <w:t>641.50</w:t>
             </w:r>
           </w:p>
         </w:tc>
@@ -26077,7 +26078,7 @@
             </w:pPr>
             <w:r/>
             <w:r>
-              <w:t>617.50</w:t>
+              <w:t>619.50</w:t>
             </w:r>
           </w:p>
         </w:tc>
@@ -26108,7 +26109,7 @@
               <w:rPr>
                 <w:b/>
               </w:rPr>
-              <w:t>626.25</w:t>
+              <w:t>628.25</w:t>
             </w:r>
           </w:p>
         </w:tc>
@@ -26256,7 +26257,7 @@
             </w:pPr>
             <w:r/>
             <w:r>
-              <w:t>626.25</w:t>
+              <w:t>628.25</w:t>
             </w:r>
           </w:p>
         </w:tc>
@@ -26284,7 +26285,7 @@
             </w:pPr>
             <w:r/>
             <w:r>
-              <w:t>636.75</w:t>
+              <w:t>638.75</w:t>
             </w:r>
           </w:p>
         </w:tc>
@@ -26312,7 +26313,7 @@
             </w:pPr>
             <w:r/>
             <w:r>
-              <w:t>611.50</w:t>
+              <w:t>613.50</w:t>
             </w:r>
           </w:p>
         </w:tc>
@@ -26343,7 +26344,7 @@
               <w:rPr>
                 <w:b/>
               </w:rPr>
-              <w:t>628.50</w:t>
+              <w:t>630.50</w:t>
             </w:r>
           </w:p>
         </w:tc>
@@ -26491,7 +26492,7 @@
             </w:pPr>
             <w:r/>
             <w:r>
-              <w:t>628.50</w:t>
+              <w:t>630.50</w:t>
             </w:r>
           </w:p>
         </w:tc>
@@ -26519,7 +26520,7 @@
             </w:pPr>
             <w:r/>
             <w:r>
-              <w:t>639.00</w:t>
+              <w:t>641.00</w:t>
             </w:r>
           </w:p>
         </w:tc>
@@ -26547,7 +26548,7 @@
             </w:pPr>
             <w:r/>
             <w:r>
-              <w:t>622.25</w:t>
+              <w:t>624.25</w:t>
             </w:r>
           </w:p>
         </w:tc>
@@ -26578,7 +26579,7 @@
               <w:rPr>
                 <w:b/>
               </w:rPr>
-              <w:t>629.25</w:t>
+              <w:t>631.25</w:t>
             </w:r>
           </w:p>
         </w:tc>
@@ -26726,7 +26727,7 @@
             </w:pPr>
             <w:r/>
             <w:r>
-              <w:t>629.25</w:t>
+              <w:t>631.25</w:t>
             </w:r>
           </w:p>
         </w:tc>
@@ -26754,7 +26755,7 @@
             </w:pPr>
             <w:r/>
             <w:r>
-              <w:t>643.50</w:t>
+              <w:t>645.50</w:t>
             </w:r>
           </w:p>
         </w:tc>
@@ -26782,7 +26783,7 @@
             </w:pPr>
             <w:r/>
             <w:r>
-              <w:t>614.50</w:t>
+              <w:t>616.50</w:t>
             </w:r>
           </w:p>
         </w:tc>
@@ -26813,7 +26814,7 @@
               <w:rPr>
                 <w:b/>
               </w:rPr>
-              <w:t>631.25</w:t>
+              <w:t>633.25</w:t>
             </w:r>
           </w:p>
         </w:tc>
@@ -26961,7 +26962,7 @@
             </w:pPr>
             <w:r/>
             <w:r>
-              <w:t>631.25</w:t>
+              <w:t>633.25</w:t>
             </w:r>
           </w:p>
         </w:tc>
@@ -26989,7 +26990,7 @@
             </w:pPr>
             <w:r/>
             <w:r>
-              <w:t>637.75</w:t>
+              <w:t>639.75</w:t>
             </w:r>
           </w:p>
         </w:tc>
@@ -27017,7 +27018,7 @@
             </w:pPr>
             <w:r/>
             <w:r>
-              <w:t>624.50</w:t>
+              <w:t>626.50</w:t>
             </w:r>
           </w:p>
         </w:tc>
@@ -27048,7 +27049,7 @@
               <w:rPr>
                 <w:b/>
               </w:rPr>
-              <w:t>631.50</w:t>
+              <w:t>633.50</w:t>
             </w:r>
           </w:p>
         </w:tc>
@@ -27196,7 +27197,7 @@
             </w:pPr>
             <w:r/>
             <w:r>
-              <w:t>631.50</w:t>
+              <w:t>633.50</w:t>
             </w:r>
           </w:p>
         </w:tc>
@@ -27224,7 +27225,7 @@
             </w:pPr>
             <w:r/>
             <w:r>
-              <w:t>641.75</w:t>
+              <w:t>643.75</w:t>
             </w:r>
           </w:p>
         </w:tc>
@@ -27252,7 +27253,7 @@
             </w:pPr>
             <w:r/>
             <w:r>
-              <w:t>623.50</w:t>
+              <w:t>625.50</w:t>
             </w:r>
           </w:p>
         </w:tc>
@@ -27283,7 +27284,7 @@
               <w:rPr>
                 <w:b/>
               </w:rPr>
-              <w:t>632.00</w:t>
+              <w:t>634.00</w:t>
             </w:r>
           </w:p>
         </w:tc>
@@ -27431,7 +27432,7 @@
             </w:pPr>
             <w:r/>
             <w:r>
-              <w:t>632.00</w:t>
+              <w:t>634.00</w:t>
             </w:r>
           </w:p>
         </w:tc>
@@ -27459,7 +27460,7 @@
             </w:pPr>
             <w:r/>
             <w:r>
-              <w:t>639.00</w:t>
+              <w:t>641.00</w:t>
             </w:r>
           </w:p>
         </w:tc>
@@ -27487,7 +27488,7 @@
             </w:pPr>
             <w:r/>
             <w:r>
-              <w:t>626.00</w:t>
+              <w:t>628.00</w:t>
             </w:r>
           </w:p>
         </w:tc>
@@ -27518,7 +27519,7 @@
               <w:rPr>
                 <w:b/>
               </w:rPr>
-              <w:t>631.25</w:t>
+              <w:t>633.25</w:t>
             </w:r>
           </w:p>
         </w:tc>
@@ -27666,7 +27667,7 @@
             </w:pPr>
             <w:r/>
             <w:r>
-              <w:t>631.25</w:t>
+              <w:t>633.25</w:t>
             </w:r>
           </w:p>
         </w:tc>
@@ -27694,7 +27695,7 @@
             </w:pPr>
             <w:r/>
             <w:r>
-              <w:t>644.75</w:t>
+              <w:t>646.75</w:t>
             </w:r>
           </w:p>
         </w:tc>
@@ -27722,7 +27723,7 @@
             </w:pPr>
             <w:r/>
             <w:r>
-              <w:t>618.25</w:t>
+              <w:t>620.25</w:t>
             </w:r>
           </w:p>
         </w:tc>
@@ -27753,7 +27754,7 @@
               <w:rPr>
                 <w:b/>
               </w:rPr>
-              <w:t>633.00</w:t>
+              <w:t>635.00</w:t>
             </w:r>
           </w:p>
         </w:tc>
@@ -27901,7 +27902,7 @@
             </w:pPr>
             <w:r/>
             <w:r>
-              <w:t>633.00</w:t>
+              <w:t>635.00</w:t>
             </w:r>
           </w:p>
         </w:tc>
@@ -27929,7 +27930,7 @@
             </w:pPr>
             <w:r/>
             <w:r>
-              <w:t>642.25</w:t>
+              <w:t>644.25</w:t>
             </w:r>
           </w:p>
         </w:tc>
@@ -27957,7 +27958,7 @@
             </w:pPr>
             <w:r/>
             <w:r>
-              <w:t>622.25</w:t>
+              <w:t>624.25</w:t>
             </w:r>
           </w:p>
         </w:tc>
@@ -27988,7 +27989,7 @@
               <w:rPr>
                 <w:b/>
               </w:rPr>
-              <w:t>633.50</w:t>
+              <w:t>635.50</w:t>
             </w:r>
           </w:p>
         </w:tc>
@@ -28136,7 +28137,7 @@
             </w:pPr>
             <w:r/>
             <w:r>
-              <w:t>633.50</w:t>
+              <w:t>635.50</w:t>
             </w:r>
           </w:p>
         </w:tc>
@@ -28164,7 +28165,7 @@
             </w:pPr>
             <w:r/>
             <w:r>
-              <w:t>645.75</w:t>
+              <w:t>647.75</w:t>
             </w:r>
           </w:p>
         </w:tc>
@@ -28192,7 +28193,7 @@
             </w:pPr>
             <w:r/>
             <w:r>
-              <w:t>619.25</w:t>
+              <w:t>621.25</w:t>
             </w:r>
           </w:p>
         </w:tc>
@@ -28223,7 +28224,7 @@
               <w:rPr>
                 <w:b/>
               </w:rPr>
-              <w:t>632.00</w:t>
+              <w:t>634.00</w:t>
             </w:r>
           </w:p>
         </w:tc>
@@ -28371,7 +28372,7 @@
             </w:pPr>
             <w:r/>
             <w:r>
-              <w:t>632.00</w:t>
+              <w:t>634.00</w:t>
             </w:r>
           </w:p>
         </w:tc>
@@ -28399,7 +28400,7 @@
             </w:pPr>
             <w:r/>
             <w:r>
-              <w:t>639.00</w:t>
+              <w:t>641.00</w:t>
             </w:r>
           </w:p>
         </w:tc>
@@ -28427,7 +28428,7 @@
             </w:pPr>
             <w:r/>
             <w:r>
-              <w:t>622.50</w:t>
+              <w:t>624.50</w:t>
             </w:r>
           </w:p>
         </w:tc>
@@ -28458,7 +28459,7 @@
               <w:rPr>
                 <w:b/>
               </w:rPr>
-              <w:t>632.50</w:t>
+              <w:t>634.50</w:t>
             </w:r>
           </w:p>
         </w:tc>
@@ -28606,7 +28607,7 @@
             </w:pPr>
             <w:r/>
             <w:r>
-              <w:t>632.50</w:t>
+              <w:t>634.50</w:t>
             </w:r>
           </w:p>
         </w:tc>
@@ -28634,7 +28635,7 @@
             </w:pPr>
             <w:r/>
             <w:r>
-              <w:t>643.00</w:t>
+              <w:t>645.00</w:t>
             </w:r>
           </w:p>
         </w:tc>
@@ -28662,7 +28663,7 @@
             </w:pPr>
             <w:r/>
             <w:r>
-              <w:t>625.25</w:t>
+              <w:t>627.25</w:t>
             </w:r>
           </w:p>
         </w:tc>
@@ -28693,7 +28694,7 @@
               <w:rPr>
                 <w:b/>
               </w:rPr>
-              <w:t>632.25</w:t>
+              <w:t>634.25</w:t>
             </w:r>
           </w:p>
         </w:tc>
@@ -28841,7 +28842,7 @@
             </w:pPr>
             <w:r/>
             <w:r>
-              <w:t>632.25</w:t>
+              <w:t>634.25</w:t>
             </w:r>
           </w:p>
         </w:tc>
@@ -28869,7 +28870,7 @@
             </w:pPr>
             <w:r/>
             <w:r>
-              <w:t>642.00</w:t>
+              <w:t>644.00</w:t>
             </w:r>
           </w:p>
         </w:tc>
@@ -28897,7 +28898,7 @@
             </w:pPr>
             <w:r/>
             <w:r>
-              <w:t>622.50</w:t>
+              <w:t>624.50</w:t>
             </w:r>
           </w:p>
         </w:tc>
@@ -28928,7 +28929,7 @@
               <w:rPr>
                 <w:b/>
               </w:rPr>
-              <w:t>632.75</w:t>
+              <w:t>634.75</w:t>
             </w:r>
           </w:p>
         </w:tc>
@@ -29076,7 +29077,7 @@
             </w:pPr>
             <w:r/>
             <w:r>
-              <w:t>632.75</w:t>
+              <w:t>634.75</w:t>
             </w:r>
           </w:p>
         </w:tc>
@@ -29104,7 +29105,7 @@
             </w:pPr>
             <w:r/>
             <w:r>
-              <w:t>643.50</w:t>
+              <w:t>645.50</w:t>
             </w:r>
           </w:p>
         </w:tc>
@@ -29132,7 +29133,7 @@
             </w:pPr>
             <w:r/>
             <w:r>
-              <w:t>625.50</w:t>
+              <w:t>627.50</w:t>
             </w:r>
           </w:p>
         </w:tc>
@@ -29163,7 +29164,7 @@
               <w:rPr>
                 <w:b/>
               </w:rPr>
-              <w:t>633.50</w:t>
+              <w:t>635.50</w:t>
             </w:r>
           </w:p>
         </w:tc>
@@ -29311,7 +29312,7 @@
             </w:pPr>
             <w:r/>
             <w:r>
-              <w:t>633.50</w:t>
+              <w:t>635.50</w:t>
             </w:r>
           </w:p>
         </w:tc>
@@ -29339,7 +29340,7 @@
             </w:pPr>
             <w:r/>
             <w:r>
-              <w:t>640.00</w:t>
+              <w:t>642.00</w:t>
             </w:r>
           </w:p>
         </w:tc>
@@ -29367,7 +29368,7 @@
             </w:pPr>
             <w:r/>
             <w:r>
-              <w:t>625.00</w:t>
+              <w:t>627.00</w:t>
             </w:r>
           </w:p>
         </w:tc>
@@ -29398,7 +29399,7 @@
               <w:rPr>
                 <w:b/>
               </w:rPr>
-              <w:t>634.00</w:t>
+              <w:t>636.00</w:t>
             </w:r>
           </w:p>
         </w:tc>
@@ -29546,7 +29547,7 @@
             </w:pPr>
             <w:r/>
             <w:r>
-              <w:t>634.00</w:t>
+              <w:t>636.00</w:t>
             </w:r>
           </w:p>
         </w:tc>
@@ -29574,7 +29575,7 @@
             </w:pPr>
             <w:r/>
             <w:r>
-              <w:t>645.00</w:t>
+              <w:t>647.00</w:t>
             </w:r>
           </w:p>
         </w:tc>
@@ -29602,7 +29603,7 @@
             </w:pPr>
             <w:r/>
             <w:r>
-              <w:t>622.25</w:t>
+              <w:t>624.25</w:t>
             </w:r>
           </w:p>
         </w:tc>
@@ -29633,7 +29634,7 @@
               <w:rPr>
                 <w:b/>
               </w:rPr>
-              <w:t>637.50</w:t>
+              <w:t>639.50</w:t>
             </w:r>
           </w:p>
         </w:tc>
@@ -29781,7 +29782,7 @@
             </w:pPr>
             <w:r/>
             <w:r>
-              <w:t>637.50</w:t>
+              <w:t>639.50</w:t>
             </w:r>
           </w:p>
         </w:tc>
@@ -29809,7 +29810,7 @@
             </w:pPr>
             <w:r/>
             <w:r>
-              <w:t>643.00</w:t>
+              <w:t>645.00</w:t>
             </w:r>
           </w:p>
         </w:tc>
@@ -29837,7 +29838,7 @@
             </w:pPr>
             <w:r/>
             <w:r>
-              <w:t>629.75</w:t>
+              <w:t>631.75</w:t>
             </w:r>
           </w:p>
         </w:tc>
@@ -29868,7 +29869,7 @@
               <w:rPr>
                 <w:b/>
               </w:rPr>
-              <w:t>638.25</w:t>
+              <w:t>640.25</w:t>
             </w:r>
           </w:p>
         </w:tc>
@@ -30016,7 +30017,7 @@
             </w:pPr>
             <w:r/>
             <w:r>
-              <w:t>638.25</w:t>
+              <w:t>640.25</w:t>
             </w:r>
           </w:p>
         </w:tc>
@@ -30044,7 +30045,7 @@
             </w:pPr>
             <w:r/>
             <w:r>
-              <w:t>647.50</w:t>
+              <w:t>649.50</w:t>
             </w:r>
           </w:p>
         </w:tc>
@@ -30072,7 +30073,7 @@
             </w:pPr>
             <w:r/>
             <w:r>
-              <w:t>631.75</w:t>
+              <w:t>633.75</w:t>
             </w:r>
           </w:p>
         </w:tc>
@@ -30103,7 +30104,7 @@
               <w:rPr>
                 <w:b/>
               </w:rPr>
-              <w:t>637.50</w:t>
+              <w:t>639.50</w:t>
             </w:r>
           </w:p>
         </w:tc>
@@ -30251,7 +30252,7 @@
             </w:pPr>
             <w:r/>
             <w:r>
-              <w:t>637.50</w:t>
+              <w:t>639.50</w:t>
             </w:r>
           </w:p>
         </w:tc>
@@ -30279,7 +30280,7 @@
             </w:pPr>
             <w:r/>
             <w:r>
-              <w:t>645.00</w:t>
+              <w:t>647.00</w:t>
             </w:r>
           </w:p>
         </w:tc>
@@ -30307,7 +30308,7 @@
             </w:pPr>
             <w:r/>
             <w:r>
-              <w:t>631.50</w:t>
+              <w:t>633.50</w:t>
             </w:r>
           </w:p>
         </w:tc>
@@ -30338,7 +30339,7 @@
               <w:rPr>
                 <w:b/>
               </w:rPr>
-              <w:t>636.50</w:t>
+              <w:t>638.50</w:t>
             </w:r>
           </w:p>
         </w:tc>
@@ -30486,7 +30487,7 @@
             </w:pPr>
             <w:r/>
             <w:r>
-              <w:t>636.50</w:t>
+              <w:t>638.50</w:t>
             </w:r>
           </w:p>
         </w:tc>
@@ -30514,7 +30515,7 @@
             </w:pPr>
             <w:r/>
             <w:r>
-              <w:t>643.50</w:t>
+              <w:t>645.50</w:t>
             </w:r>
           </w:p>
         </w:tc>
@@ -30542,7 +30543,7 @@
             </w:pPr>
             <w:r/>
             <w:r>
-              <w:t>623.00</w:t>
+              <w:t>625.00</w:t>
             </w:r>
           </w:p>
         </w:tc>
@@ -30573,7 +30574,7 @@
               <w:rPr>
                 <w:b/>
               </w:rPr>
-              <w:t>637.25</w:t>
+              <w:t>639.25</w:t>
             </w:r>
           </w:p>
         </w:tc>
@@ -30721,7 +30722,7 @@
             </w:pPr>
             <w:r/>
             <w:r>
-              <w:t>637.25</w:t>
+              <w:t>639.25</w:t>
             </w:r>
           </w:p>
         </w:tc>
@@ -30749,7 +30750,7 @@
             </w:pPr>
             <w:r/>
             <w:r>
-              <w:t>646.50</w:t>
+              <w:t>648.50</w:t>
             </w:r>
           </w:p>
         </w:tc>
@@ -30777,7 +30778,7 @@
             </w:pPr>
             <w:r/>
             <w:r>
-              <w:t>630.00</w:t>
+              <w:t>632.00</w:t>
             </w:r>
           </w:p>
         </w:tc>
@@ -30808,7 +30809,7 @@
               <w:rPr>
                 <w:b/>
               </w:rPr>
-              <w:t>637.00</w:t>
+              <w:t>639.00</w:t>
             </w:r>
           </w:p>
         </w:tc>
@@ -30956,7 +30957,7 @@
             </w:pPr>
             <w:r/>
             <w:r>
-              <w:t>637.00</w:t>
+              <w:t>639.00</w:t>
             </w:r>
           </w:p>
         </w:tc>
@@ -30984,7 +30985,7 @@
             </w:pPr>
             <w:r/>
             <w:r>
-              <w:t>645.50</w:t>
+              <w:t>647.50</w:t>
             </w:r>
           </w:p>
         </w:tc>
@@ -31012,7 +31013,7 @@
             </w:pPr>
             <w:r/>
             <w:r>
-              <w:t>623.00</w:t>
+              <w:t>625.00</w:t>
             </w:r>
           </w:p>
         </w:tc>
@@ -31043,7 +31044,7 @@
               <w:rPr>
                 <w:b/>
               </w:rPr>
-              <w:t>638.75</w:t>
+              <w:t>640.75</w:t>
             </w:r>
           </w:p>
         </w:tc>
@@ -31191,7 +31192,7 @@
             </w:pPr>
             <w:r/>
             <w:r>
-              <w:t>638.75</w:t>
+              <w:t>640.75</w:t>
             </w:r>
           </w:p>
         </w:tc>
@@ -31219,7 +31220,7 @@
             </w:pPr>
             <w:r/>
             <w:r>
-              <w:t>645.00</w:t>
+              <w:t>647.00</w:t>
             </w:r>
           </w:p>
         </w:tc>
@@ -31247,7 +31248,7 @@
             </w:pPr>
             <w:r/>
             <w:r>
-              <w:t>632.25</w:t>
+              <w:t>634.25</w:t>
             </w:r>
           </w:p>
         </w:tc>
@@ -31278,7 +31279,7 @@
               <w:rPr>
                 <w:b/>
               </w:rPr>
-              <w:t>638.00</w:t>
+              <w:t>640.00</w:t>
             </w:r>
           </w:p>
         </w:tc>
